--- a/clinica-alma/대본/7부/14화_Javier_cuida.docx
+++ b/clinica-alma/대본/7부/14화_Javier_cuida.docx
@@ -2367,7 +2367,7 @@
         <w:pStyle w:val="BodyText"/>
       </w:pPr>
       <w:r>
-        <w:t xml:space="preserve">JAVIER: Por eso el lunes. Ni un día antes. La doctora Sanz lo dejó claro.</w:t>
+        <w:t xml:space="preserve">JAVIER: Por eso el lunes. Ni un día antes. La doctora Cuesta lo dejó claro.</w:t>
       </w:r>
     </w:p>
     <w:p>
@@ -5052,7 +5052,7 @@
         <w:pStyle w:val="BodyText"/>
       </w:pPr>
       <w:r>
-        <w:t xml:space="preserve">하비에르: 그래서 월요일이야. 하루도 일찍은 안 돼. 산스 선생님이 분명히 말했어.</w:t>
+        <w:t xml:space="preserve">하비에르: 그래서 월요일이야. 하루도 일찍은 안 돼. 쿠에스타 선생님이 분명히 말했어.</w:t>
       </w:r>
     </w:p>
     <w:p>
